--- a/writers-notebook/Writers Notebook Guidelines.docx
+++ b/writers-notebook/Writers Notebook Guidelines.docx
@@ -1979,7 +1979,7 @@
             </w:pPr>
             <w:r>
               <w:rPr/>
-              <w:t>Present but perfunctory.</w:t>
+              <w:t>Written, but rushed.</w:t>
             </w:r>
           </w:p>
         </w:tc>
